--- a/docs/legal/dist/02-founding-decision.docx
+++ b/docs/legal/dist/02-founding-decision.docx
@@ -87,8 +87,88 @@
       <w:tr>
         <w:tc>
           <w:tcPr>
-            <w:tcW w:type="dxa" w:w="9906"/>
-            <w:gridSpan w:val="2"/>
+            <w:tcW w:type="dxa" w:w="4953"/>
+            <w:tcMar>
+              <w:top w:type="dxa" w:w="80"/>
+              <w:left w:type="dxa" w:w="100"/>
+              <w:bottom w:type="dxa" w:w="80"/>
+              <w:right w:type="dxa" w:w="100"/>
+            </w:tcMar>
+          </w:tcPr>
+          <w:p>
+            <w:pPr>
+              <w:spacing w:after="100"/>
+            </w:pPr>
+            <w:r>
+              <w:rPr>
+                <w:rFonts w:ascii="Arial" w:cs="Arial" w:eastAsia="Arial" w:hAnsi="Arial"/>
+                <w:sz w:val="18"/>
+                <w:szCs w:val="18"/>
+              </w:rPr>
+              <w:t xml:space="preserve">Na osnovu člana 11 Zakona o nevladinim organizacijama (Sl. List Crne Gore br. 39/11 i 37/17), Osnivačka Skupština ____________ (naziv organizacije), donosi</w:t>
+            </w:r>
+          </w:p>
+        </w:tc>
+        <w:tc>
+          <w:tcPr>
+            <w:tcW w:type="dxa" w:w="4953"/>
+            <w:tcMar>
+              <w:top w:type="dxa" w:w="80"/>
+              <w:left w:type="dxa" w:w="100"/>
+              <w:bottom w:type="dxa" w:w="80"/>
+              <w:right w:type="dxa" w:w="100"/>
+            </w:tcMar>
+          </w:tcPr>
+          <w:p>
+            <w:pPr>
+              <w:spacing w:after="100"/>
+            </w:pPr>
+            <w:r>
+              <w:rPr>
+                <w:rFonts w:ascii="Arial" w:cs="Arial" w:eastAsia="Arial" w:hAnsi="Arial"/>
+                <w:sz w:val="18"/>
+                <w:szCs w:val="18"/>
+              </w:rPr>
+              <w:t xml:space="preserve">English translation of </w:t>
+            </w:r>
+            <w:r>
+              <w:rPr>
+                <w:rFonts w:ascii="Arial" w:cs="Arial" w:eastAsia="Arial" w:hAnsi="Arial"/>
+                <w:i/>
+                <w:iCs/>
+                <w:sz w:val="18"/>
+                <w:szCs w:val="18"/>
+              </w:rPr>
+              <w:t xml:space="preserve">Obrazac odluke o osnivanju udruženja</w:t>
+            </w:r>
+            <w:r>
+              <w:rPr>
+                <w:rFonts w:ascii="Arial" w:cs="Arial" w:eastAsia="Arial" w:hAnsi="Arial"/>
+                <w:sz w:val="18"/>
+                <w:szCs w:val="18"/>
+              </w:rPr>
+              <w:t xml:space="preserve">. Blanks are reproduced as in the original.</w:t>
+            </w:r>
+          </w:p>
+          <w:p>
+            <w:pPr>
+              <w:spacing w:after="100"/>
+            </w:pPr>
+            <w:r>
+              <w:rPr>
+                <w:rFonts w:ascii="Arial" w:cs="Arial" w:eastAsia="Arial" w:hAnsi="Arial"/>
+                <w:sz w:val="18"/>
+                <w:szCs w:val="18"/>
+              </w:rPr>
+              <w:t xml:space="preserve">Pursuant to Article 11 of the Law on Non-Governmental Organisations (Official Gazette of Montenegro nos. 39/11 and 37/17), the Founding Assembly of ____________ (name of organisation) adopts the following</w:t>
+            </w:r>
+          </w:p>
+        </w:tc>
+      </w:tr>
+      <w:tr>
+        <w:tc>
+          <w:tcPr>
+            <w:tcW w:type="dxa" w:w="4953"/>
             <w:shd w:fill="E3EBED" w:color="auto" w:val="clear"/>
             <w:tcMar>
               <w:top w:type="dxa" w:w="80"/>
@@ -107,88 +187,32 @@
                 <w:sz w:val="22"/>
                 <w:szCs w:val="22"/>
               </w:rPr>
+              <w:t xml:space="preserve">ODLUKU O OSNIVANJU</w:t>
+            </w:r>
+          </w:p>
+        </w:tc>
+        <w:tc>
+          <w:tcPr>
+            <w:tcW w:type="dxa" w:w="4953"/>
+            <w:shd w:fill="E3EBED" w:color="auto" w:val="clear"/>
+            <w:tcMar>
+              <w:top w:type="dxa" w:w="80"/>
+              <w:left w:type="dxa" w:w="100"/>
+              <w:bottom w:type="dxa" w:w="80"/>
+              <w:right w:type="dxa" w:w="100"/>
+            </w:tcMar>
+          </w:tcPr>
+          <w:p>
+            <w:r>
+              <w:rPr>
+                <w:rFonts w:ascii="Arial" w:cs="Arial" w:eastAsia="Arial" w:hAnsi="Arial"/>
+                <w:b/>
+                <w:bCs/>
+                <w:color w:val="0E3A46"/>
+                <w:sz w:val="22"/>
+                <w:szCs w:val="22"/>
+              </w:rPr>
               <w:t xml:space="preserve">DECISION ON FOUNDING</w:t>
-            </w:r>
-          </w:p>
-        </w:tc>
-      </w:tr>
-      <w:tr>
-        <w:tc>
-          <w:tcPr>
-            <w:tcW w:type="dxa" w:w="4953"/>
-            <w:tcMar>
-              <w:top w:type="dxa" w:w="80"/>
-              <w:left w:type="dxa" w:w="100"/>
-              <w:bottom w:type="dxa" w:w="80"/>
-              <w:right w:type="dxa" w:w="100"/>
-            </w:tcMar>
-          </w:tcPr>
-          <w:p>
-            <w:pPr>
-              <w:spacing w:after="100"/>
-            </w:pPr>
-            <w:r>
-              <w:rPr>
-                <w:rFonts w:ascii="Arial" w:cs="Arial" w:eastAsia="Arial" w:hAnsi="Arial"/>
-                <w:sz w:val="18"/>
-                <w:szCs w:val="18"/>
-              </w:rPr>
-              <w:t xml:space="preserve">Na osnovu člana 11 Zakona o nevladinim organizacijama (Sl. List Crne Gore br. 39/11 i 37/17), Osnivačka Skupština ____________ (naziv organizacije), donosi</w:t>
-            </w:r>
-          </w:p>
-        </w:tc>
-        <w:tc>
-          <w:tcPr>
-            <w:tcW w:type="dxa" w:w="4953"/>
-            <w:tcMar>
-              <w:top w:type="dxa" w:w="80"/>
-              <w:left w:type="dxa" w:w="100"/>
-              <w:bottom w:type="dxa" w:w="80"/>
-              <w:right w:type="dxa" w:w="100"/>
-            </w:tcMar>
-          </w:tcPr>
-          <w:p>
-            <w:pPr>
-              <w:spacing w:after="100"/>
-            </w:pPr>
-            <w:r>
-              <w:rPr>
-                <w:rFonts w:ascii="Arial" w:cs="Arial" w:eastAsia="Arial" w:hAnsi="Arial"/>
-                <w:sz w:val="18"/>
-                <w:szCs w:val="18"/>
-              </w:rPr>
-              <w:t xml:space="preserve">English translation of </w:t>
-            </w:r>
-            <w:r>
-              <w:rPr>
-                <w:rFonts w:ascii="Arial" w:cs="Arial" w:eastAsia="Arial" w:hAnsi="Arial"/>
-                <w:i/>
-                <w:iCs/>
-                <w:sz w:val="18"/>
-                <w:szCs w:val="18"/>
-              </w:rPr>
-              <w:t xml:space="preserve">Obrazac odluke o osnivanju udruženja</w:t>
-            </w:r>
-            <w:r>
-              <w:rPr>
-                <w:rFonts w:ascii="Arial" w:cs="Arial" w:eastAsia="Arial" w:hAnsi="Arial"/>
-                <w:sz w:val="18"/>
-                <w:szCs w:val="18"/>
-              </w:rPr>
-              <w:t xml:space="preserve">. Blanks are reproduced as in the original.</w:t>
-            </w:r>
-          </w:p>
-          <w:p>
-            <w:pPr>
-              <w:spacing w:after="100"/>
-            </w:pPr>
-            <w:r>
-              <w:rPr>
-                <w:rFonts w:ascii="Arial" w:cs="Arial" w:eastAsia="Arial" w:hAnsi="Arial"/>
-                <w:sz w:val="18"/>
-                <w:szCs w:val="18"/>
-              </w:rPr>
-              <w:t xml:space="preserve">Pursuant to Article 11 of the Law on Non-Governmental Organisations (Official Gazette of Montenegro nos. 39/11 and 37/17), the Founding Assembly of ____________ (name of organisation) adopts the following</w:t>
             </w:r>
           </w:p>
         </w:tc>
@@ -241,34 +265,6 @@
                 <w:szCs w:val="20"/>
               </w:rPr>
               <w:t xml:space="preserve">Article 1</w:t>
-            </w:r>
-          </w:p>
-        </w:tc>
-      </w:tr>
-      <w:tr>
-        <w:tc>
-          <w:tcPr>
-            <w:tcW w:type="dxa" w:w="9906"/>
-            <w:gridSpan w:val="2"/>
-            <w:shd w:fill="E3EBED" w:color="auto" w:val="clear"/>
-            <w:tcMar>
-              <w:top w:type="dxa" w:w="80"/>
-              <w:left w:type="dxa" w:w="100"/>
-              <w:bottom w:type="dxa" w:w="80"/>
-              <w:right w:type="dxa" w:w="100"/>
-            </w:tcMar>
-          </w:tcPr>
-          <w:p>
-            <w:r>
-              <w:rPr>
-                <w:rFonts w:ascii="Arial" w:cs="Arial" w:eastAsia="Arial" w:hAnsi="Arial"/>
-                <w:b/>
-                <w:bCs/>
-                <w:color w:val="0E3A46"/>
-                <w:sz w:val="22"/>
-                <w:szCs w:val="22"/>
-              </w:rPr>
-              <w:t xml:space="preserve">ODLUKU O OSNIVANJU</w:t>
             </w:r>
           </w:p>
         </w:tc>

--- a/docs/legal/dist/02-founding-decision.docx
+++ b/docs/legal/dist/02-founding-decision.docx
@@ -1132,17 +1132,18 @@
       </w:tr>
     </w:tbl>
     <w:sectPr>
+      <w:headerReference w:type="default" r:id="rId6"/>
+      <w:headerReference w:type="first" r:id="rId7"/>
+      <w:footerReference w:type="default" r:id="rId8"/>
+      <w:footerReference w:type="first" r:id="rId9"/>
       <w:pgSz w:w="11906" w:h="16838" w:orient="portrait"/>
       <w:pgMar w:top="1000" w:right="1000" w:bottom="1000" w:left="1000" w:header="708" w:footer="708" w:gutter="0"/>
       <w:pgNumType/>
+      <w:titlePg/>
       <w:docGrid w:linePitch="360"/>
     </w:sectPr>
   </w:body>
 </w:document>
-</file>
-
-<file path=word/comments.xml><?xml version="1.0" encoding="utf-8"?>
-<w:comments xmlns:cx="http://schemas.microsoft.com/office/drawing/2014/chartex" xmlns:cx1="http://schemas.microsoft.com/office/drawing/2015/9/8/chartex" xmlns:cx2="http://schemas.microsoft.com/office/drawing/2015/10/21/chartex" xmlns:cx3="http://schemas.microsoft.com/office/drawing/2016/5/9/chartex" xmlns:cx4="http://schemas.microsoft.com/office/drawing/2016/5/10/chartex" xmlns:cx5="http://schemas.microsoft.com/office/drawing/2016/5/11/chartex" xmlns:cx6="http://schemas.microsoft.com/office/drawing/2016/5/12/chartex" xmlns:cx7="http://schemas.microsoft.com/office/drawing/2016/5/13/chartex" xmlns:cx8="http://schemas.microsoft.com/office/drawing/2016/5/14/chartex" xmlns:mc="http://schemas.openxmlformats.org/markup-compatibility/2006" xmlns:aink="http://schemas.microsoft.com/office/drawing/2016/ink" xmlns:am3d="http://schemas.microsoft.com/office/drawing/2017/model3d" xmlns:o="urn:schemas-microsoft-com:office:office" xmlns:r="http://schemas.openxmlformats.org/officeDocument/2006/relationships" xmlns:m="http://schemas.openxmlformats.org/officeDocument/2006/math" xmlns:v="urn:schemas-microsoft-com:vml" xmlns:wp14="http://schemas.microsoft.com/office/word/2010/wordprocessingDrawing" xmlns:wp="http://schemas.openxmlformats.org/drawingml/2006/wordprocessingDrawing" xmlns:w10="urn:schemas-microsoft-com:office:word" xmlns:w="http://schemas.openxmlformats.org/wordprocessingml/2006/main" xmlns:w14="http://schemas.microsoft.com/office/word/2010/wordml" xmlns:w15="http://schemas.microsoft.com/office/word/2012/wordml" xmlns:w16cex="http://schemas.microsoft.com/office/word/2018/wordml/cex" xmlns:w16cid="http://schemas.microsoft.com/office/word/2016/wordml/cid" xmlns:w16="http://schemas.microsoft.com/office/word/2018/wordml" xmlns:w16sdtdh="http://schemas.microsoft.com/office/word/2020/wordml/sdtdatahash" xmlns:w16se="http://schemas.microsoft.com/office/word/2015/wordml/symex" xmlns:wpg="http://schemas.microsoft.com/office/word/2010/wordprocessingGroup" xmlns:wpi="http://schemas.microsoft.com/office/word/2010/wordprocessingInk" xmlns:wne="http://schemas.microsoft.com/office/word/2006/wordml" xmlns:wps="http://schemas.microsoft.com/office/word/2010/wordprocessingShape"/>
 </file>
 
 <file path=word/endnotes.xml><?xml version="1.0" encoding="utf-8"?>
@@ -1182,6 +1183,60 @@
 </w:endnotes>
 </file>
 
+<file path=word/footer1.xml><?xml version="1.0" encoding="utf-8"?>
+<w:ftr xmlns:wpc="http://schemas.microsoft.com/office/word/2010/wordprocessingCanvas" xmlns:mc="http://schemas.openxmlformats.org/markup-compatibility/2006" xmlns:o="urn:schemas-microsoft-com:office:office" xmlns:r="http://schemas.openxmlformats.org/officeDocument/2006/relationships" xmlns:m="http://schemas.openxmlformats.org/officeDocument/2006/math" xmlns:v="urn:schemas-microsoft-com:vml" xmlns:wp14="http://schemas.microsoft.com/office/word/2010/wordprocessingDrawing" xmlns:wp="http://schemas.openxmlformats.org/drawingml/2006/wordprocessingDrawing" xmlns:w10="urn:schemas-microsoft-com:office:word" xmlns:w="http://schemas.openxmlformats.org/wordprocessingml/2006/main" xmlns:w14="http://schemas.microsoft.com/office/word/2010/wordml" xmlns:w15="http://schemas.microsoft.com/office/word/2012/wordml" xmlns:wpg="http://schemas.microsoft.com/office/word/2010/wordprocessingGroup" xmlns:wpi="http://schemas.microsoft.com/office/word/2010/wordprocessingInk" xmlns:wne="http://schemas.microsoft.com/office/word/2006/wordml" xmlns:wps="http://schemas.microsoft.com/office/word/2010/wordprocessingShape">
+  <w:p>
+    <w:pPr>
+      <w:jc w:val="center"/>
+    </w:pPr>
+    <w:r>
+      <w:rPr>
+        <w:rFonts w:ascii="Arial" w:cs="Arial" w:eastAsia="Arial" w:hAnsi="Arial"/>
+        <w:color w:val="5A6A72"/>
+        <w:sz w:val="16"/>
+        <w:szCs w:val="16"/>
+      </w:rPr>
+      <w:fldChar w:fldCharType="begin"/>
+      <w:instrText xml:space="preserve">PAGE</w:instrText>
+      <w:fldChar w:fldCharType="separate"/>
+      <w:fldChar w:fldCharType="end"/>
+      <w:t xml:space="preserve"> / </w:t>
+      <w:fldChar w:fldCharType="begin"/>
+      <w:instrText xml:space="preserve">NUMPAGES</w:instrText>
+      <w:fldChar w:fldCharType="separate"/>
+      <w:fldChar w:fldCharType="end"/>
+    </w:r>
+  </w:p>
+</w:ftr>
+</file>
+
+<file path=word/footer2.xml><?xml version="1.0" encoding="utf-8"?>
+<w:ftr xmlns:wpc="http://schemas.microsoft.com/office/word/2010/wordprocessingCanvas" xmlns:mc="http://schemas.openxmlformats.org/markup-compatibility/2006" xmlns:o="urn:schemas-microsoft-com:office:office" xmlns:r="http://schemas.openxmlformats.org/officeDocument/2006/relationships" xmlns:m="http://schemas.openxmlformats.org/officeDocument/2006/math" xmlns:v="urn:schemas-microsoft-com:vml" xmlns:wp14="http://schemas.microsoft.com/office/word/2010/wordprocessingDrawing" xmlns:wp="http://schemas.openxmlformats.org/drawingml/2006/wordprocessingDrawing" xmlns:w10="urn:schemas-microsoft-com:office:word" xmlns:w="http://schemas.openxmlformats.org/wordprocessingml/2006/main" xmlns:w14="http://schemas.microsoft.com/office/word/2010/wordml" xmlns:w15="http://schemas.microsoft.com/office/word/2012/wordml" xmlns:wpg="http://schemas.microsoft.com/office/word/2010/wordprocessingGroup" xmlns:wpi="http://schemas.microsoft.com/office/word/2010/wordprocessingInk" xmlns:wne="http://schemas.microsoft.com/office/word/2006/wordml" xmlns:wps="http://schemas.microsoft.com/office/word/2010/wordprocessingShape">
+  <w:p>
+    <w:pPr>
+      <w:jc w:val="center"/>
+    </w:pPr>
+    <w:r>
+      <w:rPr>
+        <w:rFonts w:ascii="Arial" w:cs="Arial" w:eastAsia="Arial" w:hAnsi="Arial"/>
+        <w:color w:val="5A6A72"/>
+        <w:sz w:val="16"/>
+        <w:szCs w:val="16"/>
+      </w:rPr>
+      <w:fldChar w:fldCharType="begin"/>
+      <w:instrText xml:space="preserve">PAGE</w:instrText>
+      <w:fldChar w:fldCharType="separate"/>
+      <w:fldChar w:fldCharType="end"/>
+      <w:t xml:space="preserve"> / </w:t>
+      <w:fldChar w:fldCharType="begin"/>
+      <w:instrText xml:space="preserve">NUMPAGES</w:instrText>
+      <w:fldChar w:fldCharType="separate"/>
+      <w:fldChar w:fldCharType="end"/>
+    </w:r>
+  </w:p>
+</w:ftr>
+</file>
+
 <file path=word/footnotes.xml><?xml version="1.0" encoding="utf-8"?>
 <w:footnotes xmlns:wpc="http://schemas.microsoft.com/office/word/2010/wordprocessingCanvas" xmlns:mc="http://schemas.openxmlformats.org/markup-compatibility/2006" xmlns:o="urn:schemas-microsoft-com:office:office" xmlns:r="http://schemas.openxmlformats.org/officeDocument/2006/relationships" xmlns:m="http://schemas.openxmlformats.org/officeDocument/2006/math" xmlns:v="urn:schemas-microsoft-com:vml" xmlns:wp14="http://schemas.microsoft.com/office/word/2010/wordprocessingDrawing" xmlns:wp="http://schemas.openxmlformats.org/drawingml/2006/wordprocessingDrawing" xmlns:w10="urn:schemas-microsoft-com:office:word" xmlns:w="http://schemas.openxmlformats.org/wordprocessingml/2006/main" xmlns:w14="http://schemas.microsoft.com/office/word/2010/wordml" xmlns:w15="http://schemas.microsoft.com/office/word/2012/wordml" xmlns:wpg="http://schemas.microsoft.com/office/word/2010/wordprocessingGroup" xmlns:wpi="http://schemas.microsoft.com/office/word/2010/wordprocessingInk" xmlns:wne="http://schemas.microsoft.com/office/word/2006/wordml" xmlns:wps="http://schemas.microsoft.com/office/word/2010/wordprocessingShape" mc:Ignorable="w14 w15 wp14">
   <w:footnote w:type="separator" w:id="-1">
@@ -1219,11 +1274,34 @@
 </w:footnotes>
 </file>
 
+<file path=word/header1.xml><?xml version="1.0" encoding="utf-8"?>
+<w:hdr xmlns:wpc="http://schemas.microsoft.com/office/word/2010/wordprocessingCanvas" xmlns:mc="http://schemas.openxmlformats.org/markup-compatibility/2006" xmlns:o="urn:schemas-microsoft-com:office:office" xmlns:r="http://schemas.openxmlformats.org/officeDocument/2006/relationships" xmlns:m="http://schemas.openxmlformats.org/officeDocument/2006/math" xmlns:v="urn:schemas-microsoft-com:vml" xmlns:wp14="http://schemas.microsoft.com/office/word/2010/wordprocessingDrawing" xmlns:wp="http://schemas.openxmlformats.org/drawingml/2006/wordprocessingDrawing" xmlns:w10="urn:schemas-microsoft-com:office:word" xmlns:w="http://schemas.openxmlformats.org/wordprocessingml/2006/main" xmlns:w14="http://schemas.microsoft.com/office/word/2010/wordml" xmlns:w15="http://schemas.microsoft.com/office/word/2012/wordml" xmlns:wpg="http://schemas.microsoft.com/office/word/2010/wordprocessingGroup" xmlns:wpi="http://schemas.microsoft.com/office/word/2010/wordprocessingInk" xmlns:wne="http://schemas.microsoft.com/office/word/2006/wordml" xmlns:wps="http://schemas.microsoft.com/office/word/2010/wordprocessingShape" xmlns:cx="http://schemas.microsoft.com/office/drawing/2014/chartex" xmlns:cx1="http://schemas.microsoft.com/office/drawing/2015/9/8/chartex" xmlns:cx2="http://schemas.microsoft.com/office/drawing/2015/10/21/chartex" xmlns:cx3="http://schemas.microsoft.com/office/drawing/2016/5/9/chartex" xmlns:cx4="http://schemas.microsoft.com/office/drawing/2016/5/10/chartex" xmlns:cx5="http://schemas.microsoft.com/office/drawing/2016/5/11/chartex" xmlns:cx6="http://schemas.microsoft.com/office/drawing/2016/5/12/chartex" xmlns:cx7="http://schemas.microsoft.com/office/drawing/2016/5/13/chartex" xmlns:cx8="http://schemas.microsoft.com/office/drawing/2016/5/14/chartex" xmlns:w16cid="http://schemas.microsoft.com/office/word/2016/wordml/cid" xmlns:w16se="http://schemas.microsoft.com/office/word/2015/wordml/symex">
+  <w:p>
+    <w:pPr>
+      <w:jc w:val="right"/>
+    </w:pPr>
+    <w:r>
+      <w:rPr>
+        <w:rFonts w:ascii="Arial" w:cs="Arial" w:eastAsia="Arial" w:hAnsi="Arial"/>
+        <w:color w:val="5A6A72"/>
+        <w:sz w:val="16"/>
+        <w:szCs w:val="16"/>
+      </w:rPr>
+      <w:t xml:space="preserve">Decision on founding (template)</w:t>
+    </w:r>
+  </w:p>
+</w:hdr>
+</file>
+
+<file path=word/header2.xml><?xml version="1.0" encoding="utf-8"?>
+<w:hdr xmlns:wpc="http://schemas.microsoft.com/office/word/2010/wordprocessingCanvas" xmlns:mc="http://schemas.openxmlformats.org/markup-compatibility/2006" xmlns:o="urn:schemas-microsoft-com:office:office" xmlns:r="http://schemas.openxmlformats.org/officeDocument/2006/relationships" xmlns:m="http://schemas.openxmlformats.org/officeDocument/2006/math" xmlns:v="urn:schemas-microsoft-com:vml" xmlns:wp14="http://schemas.microsoft.com/office/word/2010/wordprocessingDrawing" xmlns:wp="http://schemas.openxmlformats.org/drawingml/2006/wordprocessingDrawing" xmlns:w10="urn:schemas-microsoft-com:office:word" xmlns:w="http://schemas.openxmlformats.org/wordprocessingml/2006/main" xmlns:w14="http://schemas.microsoft.com/office/word/2010/wordml" xmlns:w15="http://schemas.microsoft.com/office/word/2012/wordml" xmlns:wpg="http://schemas.microsoft.com/office/word/2010/wordprocessingGroup" xmlns:wpi="http://schemas.microsoft.com/office/word/2010/wordprocessingInk" xmlns:wne="http://schemas.microsoft.com/office/word/2006/wordml" xmlns:wps="http://schemas.microsoft.com/office/word/2010/wordprocessingShape" xmlns:cx="http://schemas.microsoft.com/office/drawing/2014/chartex" xmlns:cx1="http://schemas.microsoft.com/office/drawing/2015/9/8/chartex" xmlns:cx2="http://schemas.microsoft.com/office/drawing/2015/10/21/chartex" xmlns:cx3="http://schemas.microsoft.com/office/drawing/2016/5/9/chartex" xmlns:cx4="http://schemas.microsoft.com/office/drawing/2016/5/10/chartex" xmlns:cx5="http://schemas.microsoft.com/office/drawing/2016/5/11/chartex" xmlns:cx6="http://schemas.microsoft.com/office/drawing/2016/5/12/chartex" xmlns:cx7="http://schemas.microsoft.com/office/drawing/2016/5/13/chartex" xmlns:cx8="http://schemas.microsoft.com/office/drawing/2016/5/14/chartex" xmlns:w16cid="http://schemas.microsoft.com/office/word/2016/wordml/cid" xmlns:w16se="http://schemas.microsoft.com/office/word/2015/wordml/symex"/>
+</file>
+
 <file path=word/numbering.xml><?xml version="1.0" encoding="utf-8"?>
 <w:numbering xmlns:wpc="http://schemas.microsoft.com/office/word/2010/wordprocessingCanvas" xmlns:mc="http://schemas.openxmlformats.org/markup-compatibility/2006" xmlns:o="urn:schemas-microsoft-com:office:office" xmlns:r="http://schemas.openxmlformats.org/officeDocument/2006/relationships" xmlns:m="http://schemas.openxmlformats.org/officeDocument/2006/math" xmlns:v="urn:schemas-microsoft-com:vml" xmlns:wp14="http://schemas.microsoft.com/office/word/2010/wordprocessingDrawing" xmlns:wp="http://schemas.openxmlformats.org/drawingml/2006/wordprocessingDrawing" xmlns:w10="urn:schemas-microsoft-com:office:word" xmlns:w="http://schemas.openxmlformats.org/wordprocessingml/2006/main" xmlns:w14="http://schemas.microsoft.com/office/word/2010/wordml" xmlns:w15="http://schemas.microsoft.com/office/word/2012/wordml" xmlns:wpg="http://schemas.microsoft.com/office/word/2010/wordprocessingGroup" xmlns:wpi="http://schemas.microsoft.com/office/word/2010/wordprocessingInk" xmlns:wne="http://schemas.microsoft.com/office/word/2006/wordml" xmlns:wps="http://schemas.microsoft.com/office/word/2010/wordprocessingShape" mc:Ignorable="w14 w15 wp14">
   <w:abstractNum w:abstractNumId="1" w15:restartNumberingAfterBreak="0">
     <w:multiLevelType w:val="hybridMultilevel"/>
-    <w:lvl w:ilvl="0" w15:tentative="1">
+    <w:lvl w:ilvl="0" w:tentative="1">
       <w:start w:val="1"/>
       <w:numFmt w:val="bullet"/>
       <w:lvlText w:val="●"/>
@@ -1232,7 +1310,7 @@
         <w:ind w:left="720" w:hanging="360"/>
       </w:pPr>
     </w:lvl>
-    <w:lvl w:ilvl="1" w15:tentative="1">
+    <w:lvl w:ilvl="1" w:tentative="1">
       <w:start w:val="1"/>
       <w:numFmt w:val="bullet"/>
       <w:lvlText w:val="○"/>
@@ -1241,7 +1319,7 @@
         <w:ind w:left="1440" w:hanging="360"/>
       </w:pPr>
     </w:lvl>
-    <w:lvl w:ilvl="2" w15:tentative="1">
+    <w:lvl w:ilvl="2" w:tentative="1">
       <w:start w:val="1"/>
       <w:numFmt w:val="bullet"/>
       <w:lvlText w:val="■"/>
@@ -1250,7 +1328,7 @@
         <w:ind w:left="2160" w:hanging="360"/>
       </w:pPr>
     </w:lvl>
-    <w:lvl w:ilvl="3" w15:tentative="1">
+    <w:lvl w:ilvl="3" w:tentative="1">
       <w:start w:val="1"/>
       <w:numFmt w:val="bullet"/>
       <w:lvlText w:val="●"/>
@@ -1259,7 +1337,7 @@
         <w:ind w:left="2880" w:hanging="360"/>
       </w:pPr>
     </w:lvl>
-    <w:lvl w:ilvl="4" w15:tentative="1">
+    <w:lvl w:ilvl="4" w:tentative="1">
       <w:start w:val="1"/>
       <w:numFmt w:val="bullet"/>
       <w:lvlText w:val="○"/>
@@ -1268,7 +1346,7 @@
         <w:ind w:left="3600" w:hanging="360"/>
       </w:pPr>
     </w:lvl>
-    <w:lvl w:ilvl="5" w15:tentative="1">
+    <w:lvl w:ilvl="5" w:tentative="1">
       <w:start w:val="1"/>
       <w:numFmt w:val="bullet"/>
       <w:lvlText w:val="■"/>
@@ -1277,7 +1355,7 @@
         <w:ind w:left="4320" w:hanging="360"/>
       </w:pPr>
     </w:lvl>
-    <w:lvl w:ilvl="6" w15:tentative="1">
+    <w:lvl w:ilvl="6" w:tentative="1">
       <w:start w:val="1"/>
       <w:numFmt w:val="bullet"/>
       <w:lvlText w:val="●"/>
@@ -1286,7 +1364,7 @@
         <w:ind w:left="5040" w:hanging="360"/>
       </w:pPr>
     </w:lvl>
-    <w:lvl w:ilvl="7" w15:tentative="1">
+    <w:lvl w:ilvl="7" w:tentative="1">
       <w:start w:val="1"/>
       <w:numFmt w:val="bullet"/>
       <w:lvlText w:val="●"/>
@@ -1295,7 +1373,7 @@
         <w:ind w:left="5760" w:hanging="360"/>
       </w:pPr>
     </w:lvl>
-    <w:lvl w:ilvl="8" w15:tentative="1">
+    <w:lvl w:ilvl="8" w:tentative="1">
       <w:start w:val="1"/>
       <w:numFmt w:val="bullet"/>
       <w:lvlText w:val="●"/>
@@ -1307,7 +1385,7 @@
   </w:abstractNum>
   <w:abstractNum w:abstractNumId="2" w15:restartNumberingAfterBreak="0">
     <w:multiLevelType w:val="hybridMultilevel"/>
-    <w:lvl w:ilvl="0" w15:tentative="1">
+    <w:lvl w:ilvl="0" w:tentative="1">
       <w:start w:val="1"/>
       <w:numFmt w:val="bullet"/>
       <w:lvlText w:val="•"/>
@@ -1319,7 +1397,7 @@
   </w:abstractNum>
   <w:abstractNum w:abstractNumId="3" w15:restartNumberingAfterBreak="0">
     <w:multiLevelType w:val="hybridMultilevel"/>
-    <w:lvl w:ilvl="0" w15:tentative="1">
+    <w:lvl w:ilvl="0" w:tentative="1">
       <w:start w:val="1"/>
       <w:numFmt w:val="decimal"/>
       <w:lvlText w:val="%1."/>
@@ -1356,37 +1434,9 @@
     </w:rPrDefault>
     <w:pPrDefault/>
   </w:docDefaults>
-  <w:style w:type="paragraph" w:styleId="Title">
-    <w:name w:val="Title"/>
-    <w:basedOn w:val="Normal"/>
-    <w:next w:val="Normal"/>
+  <w:style w:type="paragraph" w:styleId="Normal" w:default="1">
+    <w:name w:val="Normal"/>
     <w:qFormat/>
-    <w:rPr>
-      <w:sz w:val="56"/>
-      <w:szCs w:val="56"/>
-    </w:rPr>
-  </w:style>
-  <w:style w:type="paragraph" w:styleId="Heading1">
-    <w:name w:val="Heading 1"/>
-    <w:basedOn w:val="Normal"/>
-    <w:next w:val="Normal"/>
-    <w:qFormat/>
-    <w:rPr>
-      <w:color w:val="2E74B5"/>
-      <w:sz w:val="32"/>
-      <w:szCs w:val="32"/>
-    </w:rPr>
-  </w:style>
-  <w:style w:type="paragraph" w:styleId="Heading2">
-    <w:name w:val="Heading 2"/>
-    <w:basedOn w:val="Normal"/>
-    <w:next w:val="Normal"/>
-    <w:qFormat/>
-    <w:rPr>
-      <w:color w:val="2E74B5"/>
-      <w:sz w:val="26"/>
-      <w:szCs w:val="26"/>
-    </w:rPr>
   </w:style>
   <w:style w:type="paragraph" w:styleId="Heading3">
     <w:name w:val="Heading 3"/>
@@ -1579,4 +1629,294 @@
     </w:rPr>
   </w:style>
 </w:styles>
+</file>
+
+<file path=word/theme/theme1.xml><?xml version="1.0" encoding="utf-8"?>
+<a:theme xmlns:a="http://schemas.openxmlformats.org/drawingml/2006/main" name="Office Theme">
+  <a:themeElements>
+    <a:clrScheme name="Office">
+      <a:dk1>
+        <a:sysClr val="windowText" lastClr="000000"/>
+      </a:dk1>
+      <a:lt1>
+        <a:sysClr val="window" lastClr="FFFFFF"/>
+      </a:lt1>
+      <a:dk2>
+        <a:srgbClr val="44546A"/>
+      </a:dk2>
+      <a:lt2>
+        <a:srgbClr val="E7E6E6"/>
+      </a:lt2>
+      <a:accent1>
+        <a:srgbClr val="4472C4"/>
+      </a:accent1>
+      <a:accent2>
+        <a:srgbClr val="ED7D31"/>
+      </a:accent2>
+      <a:accent3>
+        <a:srgbClr val="A5A5A5"/>
+      </a:accent3>
+      <a:accent4>
+        <a:srgbClr val="FFC000"/>
+      </a:accent4>
+      <a:accent5>
+        <a:srgbClr val="5B9BD5"/>
+      </a:accent5>
+      <a:accent6>
+        <a:srgbClr val="70AD47"/>
+      </a:accent6>
+      <a:hlink>
+        <a:srgbClr val="0563C1"/>
+      </a:hlink>
+      <a:folHlink>
+        <a:srgbClr val="954F72"/>
+      </a:folHlink>
+    </a:clrScheme>
+    <a:fontScheme name="Office">
+      <a:majorFont>
+        <a:latin typeface="Calibri Light" panose="020F0302020204030204"/>
+        <a:ea typeface=""/>
+        <a:cs typeface=""/>
+        <a:font script="Jpan" typeface="游ゴシック Light"/>
+        <a:font script="Hang" typeface="맑은 고딕"/>
+        <a:font script="Hans" typeface="等线 Light"/>
+        <a:font script="Hant" typeface="新細明體"/>
+        <a:font script="Arab" typeface="Times New Roman"/>
+        <a:font script="Hebr" typeface="Times New Roman"/>
+        <a:font script="Thai" typeface="Angsana New"/>
+        <a:font script="Ethi" typeface="Nyala"/>
+        <a:font script="Beng" typeface="Vrinda"/>
+        <a:font script="Gujr" typeface="Shruti"/>
+        <a:font script="Khmr" typeface="MoolBoran"/>
+        <a:font script="Knda" typeface="Tunga"/>
+        <a:font script="Guru" typeface="Raavi"/>
+        <a:font script="Cans" typeface="Euphemia"/>
+        <a:font script="Cher" typeface="Plantagenet Cherokee"/>
+        <a:font script="Yiii" typeface="Microsoft Yi Baiti"/>
+        <a:font script="Tibt" typeface="Microsoft Himalaya"/>
+        <a:font script="Thaa" typeface="MV Boli"/>
+        <a:font script="Deva" typeface="Mangal"/>
+        <a:font script="Telu" typeface="Gautami"/>
+        <a:font script="Taml" typeface="Latha"/>
+        <a:font script="Syrc" typeface="Estrangelo Edessa"/>
+        <a:font script="Orya" typeface="Kalinga"/>
+        <a:font script="Mlym" typeface="Kartika"/>
+        <a:font script="Laoo" typeface="DokChampa"/>
+        <a:font script="Sinh" typeface="Iskoola Pota"/>
+        <a:font script="Mong" typeface="Mongolian Baiti"/>
+        <a:font script="Viet" typeface="Times New Roman"/>
+        <a:font script="Uigh" typeface="Microsoft Uighur"/>
+        <a:font script="Geor" typeface="Sylfaen"/>
+        <a:font script="Armn" typeface="Arial"/>
+        <a:font script="Bugi" typeface="Leelawadee UI"/>
+        <a:font script="Bopo" typeface="Microsoft JhengHei"/>
+        <a:font script="Java" typeface="Javanese Text"/>
+        <a:font script="Lisu" typeface="Segoe UI"/>
+        <a:font script="Mymr" typeface="Myanmar Text"/>
+        <a:font script="Nkoo" typeface="Ebrima"/>
+        <a:font script="Olck" typeface="Nirmala UI"/>
+        <a:font script="Osma" typeface="Ebrima"/>
+        <a:font script="Phag" typeface="Phagspa"/>
+        <a:font script="Syrn" typeface="Estrangelo Edessa"/>
+        <a:font script="Syrj" typeface="Estrangelo Edessa"/>
+        <a:font script="Syre" typeface="Estrangelo Edessa"/>
+        <a:font script="Sora" typeface="Nirmala UI"/>
+        <a:font script="Tale" typeface="Microsoft Tai Le"/>
+        <a:font script="Talu" typeface="Microsoft New Tai Lue"/>
+        <a:font script="Tfng" typeface="Ebrima"/>
+      </a:majorFont>
+      <a:minorFont>
+        <a:latin typeface="Calibri" panose="020F0502020204030204"/>
+        <a:ea typeface=""/>
+        <a:cs typeface=""/>
+        <a:font script="Jpan" typeface="游明朝"/>
+        <a:font script="Hang" typeface="맑은 고딕"/>
+        <a:font script="Hans" typeface="等线"/>
+        <a:font script="Hant" typeface="新細明體"/>
+        <a:font script="Arab" typeface="Arial"/>
+        <a:font script="Hebr" typeface="Arial"/>
+        <a:font script="Thai" typeface="Cordia New"/>
+        <a:font script="Ethi" typeface="Nyala"/>
+        <a:font script="Beng" typeface="Vrinda"/>
+        <a:font script="Gujr" typeface="Shruti"/>
+        <a:font script="Khmr" typeface="DaunPenh"/>
+        <a:font script="Knda" typeface="Tunga"/>
+        <a:font script="Guru" typeface="Raavi"/>
+        <a:font script="Cans" typeface="Euphemia"/>
+        <a:font script="Cher" typeface="Plantagenet Cherokee"/>
+        <a:font script="Yiii" typeface="Microsoft Yi Baiti"/>
+        <a:font script="Tibt" typeface="Microsoft Himalaya"/>
+        <a:font script="Thaa" typeface="MV Boli"/>
+        <a:font script="Deva" typeface="Mangal"/>
+        <a:font script="Telu" typeface="Gautami"/>
+        <a:font script="Taml" typeface="Latha"/>
+        <a:font script="Syrc" typeface="Estrangelo Edessa"/>
+        <a:font script="Orya" typeface="Kalinga"/>
+        <a:font script="Mlym" typeface="Kartika"/>
+        <a:font script="Laoo" typeface="DokChampa"/>
+        <a:font script="Sinh" typeface="Iskoola Pota"/>
+        <a:font script="Mong" typeface="Mongolian Baiti"/>
+        <a:font script="Viet" typeface="Arial"/>
+        <a:font script="Uigh" typeface="Microsoft Uighur"/>
+        <a:font script="Geor" typeface="Sylfaen"/>
+        <a:font script="Armn" typeface="Arial"/>
+        <a:font script="Bugi" typeface="Leelawadee UI"/>
+        <a:font script="Bopo" typeface="Microsoft JhengHei"/>
+        <a:font script="Java" typeface="Javanese Text"/>
+        <a:font script="Lisu" typeface="Segoe UI"/>
+        <a:font script="Mymr" typeface="Myanmar Text"/>
+        <a:font script="Nkoo" typeface="Ebrima"/>
+        <a:font script="Olck" typeface="Nirmala UI"/>
+        <a:font script="Osma" typeface="Ebrima"/>
+        <a:font script="Phag" typeface="Phagspa"/>
+        <a:font script="Syrn" typeface="Estrangelo Edessa"/>
+        <a:font script="Syrj" typeface="Estrangelo Edessa"/>
+        <a:font script="Syre" typeface="Estrangelo Edessa"/>
+        <a:font script="Sora" typeface="Nirmala UI"/>
+        <a:font script="Tale" typeface="Microsoft Tai Le"/>
+        <a:font script="Talu" typeface="Microsoft New Tai Lue"/>
+        <a:font script="Tfng" typeface="Ebrima"/>
+      </a:minorFont>
+    </a:fontScheme>
+    <a:fmtScheme name="Office">
+      <a:fillStyleLst>
+        <a:solidFill>
+          <a:schemeClr val="phClr"/>
+        </a:solidFill>
+        <a:gradFill rotWithShape="true">
+          <a:gsLst>
+            <a:gs pos="0">
+              <a:schemeClr val="phClr">
+                <a:lumMod val="110000"/>
+                <a:satMod val="105000"/>
+                <a:tint val="67000"/>
+              </a:schemeClr>
+            </a:gs>
+            <a:gs pos="50000">
+              <a:schemeClr val="phClr">
+                <a:lumMod val="105000"/>
+                <a:satMod val="103000"/>
+                <a:tint val="73000"/>
+              </a:schemeClr>
+            </a:gs>
+            <a:gs pos="100000">
+              <a:schemeClr val="phClr">
+                <a:lumMod val="105000"/>
+                <a:satMod val="109000"/>
+                <a:tint val="81000"/>
+              </a:schemeClr>
+            </a:gs>
+          </a:gsLst>
+          <a:lin ang="5400000" scaled="false"/>
+        </a:gradFill>
+        <a:gradFill rotWithShape="true">
+          <a:gsLst>
+            <a:gs pos="0">
+              <a:schemeClr val="phClr">
+                <a:satMod val="103000"/>
+                <a:lumMod val="102000"/>
+                <a:tint val="94000"/>
+              </a:schemeClr>
+            </a:gs>
+            <a:gs pos="50000">
+              <a:schemeClr val="phClr">
+                <a:satMod val="110000"/>
+                <a:lumMod val="100000"/>
+                <a:shade val="100000"/>
+              </a:schemeClr>
+            </a:gs>
+            <a:gs pos="100000">
+              <a:schemeClr val="phClr">
+                <a:lumMod val="99000"/>
+                <a:satMod val="120000"/>
+                <a:shade val="78000"/>
+              </a:schemeClr>
+            </a:gs>
+          </a:gsLst>
+          <a:lin ang="5400000" scaled="false"/>
+        </a:gradFill>
+      </a:fillStyleLst>
+      <a:lnStyleLst>
+        <a:ln w="6350" cap="flat" cmpd="sng" algn="ctr">
+          <a:solidFill>
+            <a:schemeClr val="phClr"/>
+          </a:solidFill>
+          <a:prstDash val="solid"/>
+          <a:miter lim="800000"/>
+        </a:ln>
+        <a:ln w="12700" cap="flat" cmpd="sng" algn="ctr">
+          <a:solidFill>
+            <a:schemeClr val="phClr"/>
+          </a:solidFill>
+          <a:prstDash val="solid"/>
+          <a:miter lim="800000"/>
+        </a:ln>
+        <a:ln w="19050" cap="flat" cmpd="sng" algn="ctr">
+          <a:solidFill>
+            <a:schemeClr val="phClr"/>
+          </a:solidFill>
+          <a:prstDash val="solid"/>
+          <a:miter lim="800000"/>
+        </a:ln>
+      </a:lnStyleLst>
+      <a:effectStyleLst>
+        <a:effectStyle>
+          <a:effectLst/>
+        </a:effectStyle>
+        <a:effectStyle>
+          <a:effectLst/>
+        </a:effectStyle>
+        <a:effectStyle>
+          <a:effectLst>
+            <a:outerShdw blurRad="57150" dist="19050" dir="5400000" algn="ctr" rotWithShape="false">
+              <a:srgbClr val="000000">
+                <a:alpha val="63000"/>
+              </a:srgbClr>
+            </a:outerShdw>
+          </a:effectLst>
+        </a:effectStyle>
+      </a:effectStyleLst>
+      <a:bgFillStyleLst>
+        <a:solidFill>
+          <a:schemeClr val="phClr"/>
+        </a:solidFill>
+        <a:solidFill>
+          <a:schemeClr val="phClr">
+            <a:tint val="95000"/>
+            <a:satMod val="170000"/>
+          </a:schemeClr>
+        </a:solidFill>
+        <a:gradFill rotWithShape="true">
+          <a:gsLst>
+            <a:gs pos="0">
+              <a:schemeClr val="phClr">
+                <a:tint val="93000"/>
+                <a:satMod val="150000"/>
+                <a:shade val="98000"/>
+                <a:lumMod val="102000"/>
+              </a:schemeClr>
+            </a:gs>
+            <a:gs pos="50000">
+              <a:schemeClr val="phClr">
+                <a:tint val="98000"/>
+                <a:satMod val="130000"/>
+                <a:shade val="90000"/>
+                <a:lumMod val="103000"/>
+              </a:schemeClr>
+            </a:gs>
+            <a:gs pos="100000">
+              <a:schemeClr val="phClr">
+                <a:shade val="63000"/>
+                <a:satMod val="120000"/>
+              </a:schemeClr>
+            </a:gs>
+          </a:gsLst>
+          <a:lin ang="5400000" scaled="false"/>
+        </a:gradFill>
+      </a:bgFillStyleLst>
+    </a:fmtScheme>
+  </a:themeElements>
+  <a:objectDefaults/>
+  <a:extraClrSchemeLst/>
+</a:theme>
 </file>